--- a/zht/docx/29.content.docx
+++ b/zht/docx/29.content.docx
@@ -19,7 +19,7 @@
         <w:rPr>
           <w:lang w:val="zh_TW" w:bidi="zh_TW"/>
         </w:rPr>
-        <w:t>Resource: 研讀筆記 - 書籍簡介 (Tyndale)</w:t>
+        <w:t>Resource: Tyndale Open Study Notes</w:t>
       </w:r>
       <w:r>
         <w:rPr>
@@ -112,7 +112,7 @@
         <w:rPr>
           <w:lang w:val="zh_TW" w:bidi="zh_TW"/>
         </w:rPr>
-        <w:t>研讀筆記 - 書籍簡介 (Tyndale)</w:t>
+        <w:t>Tyndale Open Study Notes</w:t>
       </w:r>
     </w:p>
     <w:p>

--- a/zht/docx/29.content.docx
+++ b/zht/docx/29.content.docx
@@ -19,7 +19,7 @@
         <w:rPr>
           <w:lang w:val="zh_TW" w:bidi="zh_TW"/>
         </w:rPr>
-        <w:t>Resource: Tyndale Open Study Notes</w:t>
+        <w:t>Resource: Aquifer Open Study Notes (Book Intros)</w:t>
       </w:r>
       <w:r>
         <w:rPr>
@@ -112,7 +112,7 @@
         <w:rPr>
           <w:lang w:val="zh_TW" w:bidi="zh_TW"/>
         </w:rPr>
-        <w:t>Tyndale Open Study Notes</w:t>
+        <w:t>Aquifer Open Study Notes (Book Intros)</w:t>
       </w:r>
     </w:p>
     <w:p>

--- a/zht/docx/29.content.docx
+++ b/zht/docx/29.content.docx
@@ -330,36 +330,24 @@
         </w:rPr>
         <w:t>約珥書可分為兩個長度幾乎相等的部分。第一部分（</w:t>
       </w:r>
-      <w:hyperlink r:id="rId13">
-        <w:r>
-          <w:rPr>
-            <w:lang w:val="zh_TW" w:bidi="zh_TW"/>
-          </w:rPr>
-          <w:rPr>
-            <w:color w:val="0000EE"/>
-            <w:u w:val="single"/>
-          </w:rPr>
-          <w:t>1:1–2:17</w:t>
-        </w:r>
-      </w:hyperlink>
+      <w:r>
+        <w:rPr>
+          <w:lang w:val="zh_TW" w:bidi="zh_TW"/>
+        </w:rPr>
+        <w:t>1:1–2:17</w:t>
+      </w:r>
       <w:r>
         <w:rPr>
           <w:lang w:val="zh_TW" w:bidi="zh_TW"/>
         </w:rPr>
         <w:t>）描述了襲擊猶大和耶路撒冷的毀滅性蝗災。這場災難極其嚴重，徹底摧毀了全地的五穀、葡萄樹和樹木。更糟的是，乾旱進一步加劇災情，使土地乾裂焦枯。結果，人與牲畜都因飢餓哀號，百姓甚至無法獻祭，因為他們已經沒有任何供物，可帶到聖殿獻給神。因此，在</w:t>
       </w:r>
-      <w:hyperlink r:id="rId14">
-        <w:r>
-          <w:rPr>
-            <w:lang w:val="zh_TW" w:bidi="zh_TW"/>
-          </w:rPr>
-          <w:rPr>
-            <w:color w:val="0000EE"/>
-            <w:u w:val="single"/>
-          </w:rPr>
-          <w:t>二章12至17節</w:t>
-        </w:r>
-      </w:hyperlink>
+      <w:r>
+        <w:rPr>
+          <w:lang w:val="zh_TW" w:bidi="zh_TW"/>
+        </w:rPr>
+        <w:t>二章12至17節</w:t>
+      </w:r>
       <w:r>
         <w:rPr>
           <w:lang w:val="zh_TW" w:bidi="zh_TW"/>
@@ -380,54 +368,36 @@
         </w:rPr>
         <w:t>第二部分（</w:t>
       </w:r>
-      <w:hyperlink r:id="rId15">
-        <w:r>
-          <w:rPr>
-            <w:lang w:val="zh_TW" w:bidi="zh_TW"/>
-          </w:rPr>
-          <w:rPr>
-            <w:color w:val="0000EE"/>
-            <w:u w:val="single"/>
-          </w:rPr>
-          <w:t>2:18–3:21</w:t>
-        </w:r>
-      </w:hyperlink>
+      <w:r>
+        <w:rPr>
+          <w:lang w:val="zh_TW" w:bidi="zh_TW"/>
+        </w:rPr>
+        <w:t>2:18–3:21</w:t>
+      </w:r>
       <w:r>
         <w:rPr>
           <w:lang w:val="zh_TW" w:bidi="zh_TW"/>
         </w:rPr>
         <w:t>）記載神在蝗災之後應許施憐憫，並恢復百姓與土地。在</w:t>
       </w:r>
-      <w:hyperlink r:id="rId16">
-        <w:r>
-          <w:rPr>
-            <w:lang w:val="zh_TW" w:bidi="zh_TW"/>
-          </w:rPr>
-          <w:rPr>
-            <w:color w:val="0000EE"/>
-            <w:u w:val="single"/>
-          </w:rPr>
-          <w:t>二章18至27節</w:t>
-        </w:r>
-      </w:hyperlink>
+      <w:r>
+        <w:rPr>
+          <w:lang w:val="zh_TW" w:bidi="zh_TW"/>
+        </w:rPr>
+        <w:t>二章18至27節</w:t>
+      </w:r>
       <w:r>
         <w:rPr>
           <w:lang w:val="zh_TW" w:bidi="zh_TW"/>
         </w:rPr>
         <w:t>，約珥描述神將如何隨即恢復以色列的物質生活，使田野重新長出莊稼，果園與葡萄園再次結果實，牲畜也得以繁衍。從</w:t>
       </w:r>
-      <w:hyperlink r:id="rId17">
-        <w:r>
-          <w:rPr>
-            <w:lang w:val="zh_TW" w:bidi="zh_TW"/>
-          </w:rPr>
-          <w:rPr>
-            <w:color w:val="0000EE"/>
-            <w:u w:val="single"/>
-          </w:rPr>
-          <w:t>二章28節至三章21節</w:t>
-        </w:r>
-      </w:hyperlink>
+      <w:r>
+        <w:rPr>
+          <w:lang w:val="zh_TW" w:bidi="zh_TW"/>
+        </w:rPr>
+        <w:t>二章28節至三章21節</w:t>
+      </w:r>
       <w:r>
         <w:rPr>
           <w:lang w:val="zh_TW" w:bidi="zh_TW"/>
@@ -459,30 +429,18 @@
         </w:rPr>
         <w:t>我們無法確定先知約珥生活和傳講信息的確切時間。約珥書沒有列出他事奉時期的猶大諸王（參例如</w:t>
       </w:r>
-      <w:hyperlink r:id="rId18">
-        <w:r>
-          <w:rPr>
-            <w:lang w:val="zh_TW" w:bidi="zh_TW"/>
-          </w:rPr>
-          <w:rPr>
-            <w:color w:val="0000EE"/>
-            <w:u w:val="single"/>
-          </w:rPr>
-          <w:t>摩1:1；</w:t>
-        </w:r>
-      </w:hyperlink>
-      <w:hyperlink r:id="rId19">
-        <w:r>
-          <w:rPr>
-            <w:lang w:val="zh_TW" w:bidi="zh_TW"/>
-          </w:rPr>
-          <w:rPr>
-            <w:color w:val="0000EE"/>
-            <w:u w:val="single"/>
-          </w:rPr>
-          <w:t>彌1:1</w:t>
-        </w:r>
-      </w:hyperlink>
+      <w:r>
+        <w:rPr>
+          <w:lang w:val="zh_TW" w:bidi="zh_TW"/>
+        </w:rPr>
+        <w:t>摩1:1；</w:t>
+      </w:r>
+      <w:r>
+        <w:rPr>
+          <w:lang w:val="zh_TW" w:bidi="zh_TW"/>
+        </w:rPr>
+        <w:t>彌1:1</w:t>
+      </w:r>
       <w:r>
         <w:rPr>
           <w:lang w:val="zh_TW" w:bidi="zh_TW"/>
@@ -503,36 +461,24 @@
         </w:rPr>
         <w:t>在希伯來文聖經和英文聖經的編排中，約珥書被放在何西阿書與阿摩司書之間，這兩位先知皆在公元前八世紀（公元700年間）事奉。因此，一些學者認為約珥可能是早期的先知，甚至可能比何西阿和阿摩司更早。由於約珥書未提及任何君王，且對祭司制度持正面態度，這些學者推測約珥可能是在約阿施年幼時（公元前835–796年）傳講預言，那時國仍由祭司耶何耶大監督治理（見</w:t>
       </w:r>
-      <w:hyperlink r:id="rId20">
-        <w:r>
-          <w:rPr>
-            <w:lang w:val="zh_TW" w:bidi="zh_TW"/>
-          </w:rPr>
-          <w:rPr>
-            <w:color w:val="0000EE"/>
-            <w:u w:val="single"/>
-          </w:rPr>
-          <w:t>珥2:17</w:t>
-        </w:r>
-      </w:hyperlink>
+      <w:r>
+        <w:rPr>
+          <w:lang w:val="zh_TW" w:bidi="zh_TW"/>
+        </w:rPr>
+        <w:t>珥2:17</w:t>
+      </w:r>
       <w:r>
         <w:rPr>
           <w:lang w:val="zh_TW" w:bidi="zh_TW"/>
         </w:rPr>
         <w:t>；另見</w:t>
       </w:r>
-      <w:hyperlink r:id="rId21">
-        <w:r>
-          <w:rPr>
-            <w:lang w:val="zh_TW" w:bidi="zh_TW"/>
-          </w:rPr>
-          <w:rPr>
-            <w:color w:val="0000EE"/>
-            <w:u w:val="single"/>
-          </w:rPr>
-          <w:t>王下12:1–21</w:t>
-        </w:r>
-      </w:hyperlink>
+      <w:r>
+        <w:rPr>
+          <w:lang w:val="zh_TW" w:bidi="zh_TW"/>
+        </w:rPr>
+        <w:t>王下12:1–21</w:t>
+      </w:r>
       <w:r>
         <w:rPr>
           <w:lang w:val="zh_TW" w:bidi="zh_TW"/>
@@ -606,18 +552,12 @@
         </w:rPr>
         <w:t>在約珥書中，我們清楚看到神對所有創造物的主權。祂不僅是自然界的主，也是人類社會的主宰。蝗災不僅是自然災害，而是神所差派的軍隊（</w:t>
       </w:r>
-      <w:hyperlink r:id="rId22">
-        <w:r>
-          <w:rPr>
-            <w:lang w:val="zh_TW" w:bidi="zh_TW"/>
-          </w:rPr>
-          <w:rPr>
-            <w:color w:val="0000EE"/>
-            <w:u w:val="single"/>
-          </w:rPr>
-          <w:t>2:11</w:t>
-        </w:r>
-      </w:hyperlink>
+      <w:r>
+        <w:rPr>
+          <w:lang w:val="zh_TW" w:bidi="zh_TW"/>
+        </w:rPr>
+        <w:t>2:11</w:t>
+      </w:r>
       <w:r>
         <w:rPr>
           <w:lang w:val="zh_TW" w:bidi="zh_TW"/>
@@ -638,36 +578,24 @@
         </w:rPr>
         <w:t>因為人的罪影響了自然界，約珥呼籲猶大和耶路撒冷的百姓悔改。他能夠向以色列人宣告悔改的機會，是因為他深知神滿有憐憫與慈愛。神的本性是樂意赦免悔改之人，而非單單審判他們，祂渴望恢復而非毀滅。約珥引用了一段古老的經文（</w:t>
       </w:r>
-      <w:hyperlink r:id="rId23">
-        <w:r>
-          <w:rPr>
-            <w:lang w:val="zh_TW" w:bidi="zh_TW"/>
-          </w:rPr>
-          <w:rPr>
-            <w:color w:val="0000EE"/>
-            <w:u w:val="single"/>
-          </w:rPr>
-          <w:t>出34:6–7</w:t>
-        </w:r>
-      </w:hyperlink>
+      <w:r>
+        <w:rPr>
+          <w:lang w:val="zh_TW" w:bidi="zh_TW"/>
+        </w:rPr>
+        <w:t>出34:6–7</w:t>
+      </w:r>
       <w:r>
         <w:rPr>
           <w:lang w:val="zh_TW" w:bidi="zh_TW"/>
         </w:rPr>
         <w:t>），向以色列人傳遞神恩典的邀請：「歸向耶和華—你們的神； 因為他有恩典，有憐憫， 不輕易發怒， 有豐盛的慈愛」 （</w:t>
       </w:r>
-      <w:hyperlink r:id="rId24">
-        <w:r>
-          <w:rPr>
-            <w:lang w:val="zh_TW" w:bidi="zh_TW"/>
-          </w:rPr>
-          <w:rPr>
-            <w:color w:val="0000EE"/>
-            <w:u w:val="single"/>
-          </w:rPr>
-          <w:t>珥2:13</w:t>
-        </w:r>
-      </w:hyperlink>
+      <w:r>
+        <w:rPr>
+          <w:lang w:val="zh_TW" w:bidi="zh_TW"/>
+        </w:rPr>
+        <w:t>珥2:13</w:t>
+      </w:r>
       <w:r>
         <w:rPr>
           <w:lang w:val="zh_TW" w:bidi="zh_TW"/>
@@ -688,72 +616,48 @@
         </w:rPr>
         <w:t>對約珥而言，悔改應當透過聖殿中的敬拜來表達，由祭司主持獻祭。這點或許令人驚訝，因為許多先知曾嚴厲批評祭司與領袖的腐敗，認為聖殿敬拜已經變質（見</w:t>
       </w:r>
-      <w:hyperlink r:id="rId25">
-        <w:r>
-          <w:rPr>
-            <w:lang w:val="zh_TW" w:bidi="zh_TW"/>
-          </w:rPr>
-          <w:rPr>
-            <w:color w:val="0000EE"/>
-            <w:u w:val="single"/>
-          </w:rPr>
-          <w:t>賽1:10–18</w:t>
-        </w:r>
-      </w:hyperlink>
+      <w:r>
+        <w:rPr>
+          <w:lang w:val="zh_TW" w:bidi="zh_TW"/>
+        </w:rPr>
+        <w:t>賽1:10–18</w:t>
+      </w:r>
       <w:r>
         <w:rPr>
           <w:lang w:val="zh_TW" w:bidi="zh_TW"/>
         </w:rPr>
         <w:t>；</w:t>
       </w:r>
-      <w:hyperlink r:id="rId26">
-        <w:r>
-          <w:rPr>
-            <w:lang w:val="zh_TW" w:bidi="zh_TW"/>
-          </w:rPr>
-          <w:rPr>
-            <w:color w:val="0000EE"/>
-            <w:u w:val="single"/>
-          </w:rPr>
-          <w:t>摩5:21–24</w:t>
-        </w:r>
-      </w:hyperlink>
+      <w:r>
+        <w:rPr>
+          <w:lang w:val="zh_TW" w:bidi="zh_TW"/>
+        </w:rPr>
+        <w:t>摩5:21–24</w:t>
+      </w:r>
       <w:r>
         <w:rPr>
           <w:lang w:val="zh_TW" w:bidi="zh_TW"/>
         </w:rPr>
         <w:t>），然而，約珥強調，若敬拜是出於真誠的內心，它仍然具有極大的意義（這也是被擄歸回後的先知，如哈該、撒迦利亞、瑪拉基的共同觀點）。敬拜儀式本身，是透過具體的物品和行動，象徵屬靈的永恆真實。然而，先知提醒以色列人，真正的敬拜不只是外在的表現，而是來自內心的轉變（</w:t>
       </w:r>
-      <w:hyperlink r:id="rId24">
-        <w:r>
-          <w:rPr>
-            <w:lang w:val="zh_TW" w:bidi="zh_TW"/>
-          </w:rPr>
-          <w:rPr>
-            <w:color w:val="0000EE"/>
-            <w:u w:val="single"/>
-          </w:rPr>
-          <w:t>珥2:13</w:t>
-        </w:r>
-      </w:hyperlink>
+      <w:r>
+        <w:rPr>
+          <w:lang w:val="zh_TW" w:bidi="zh_TW"/>
+        </w:rPr>
+        <w:t>珥2:13</w:t>
+      </w:r>
       <w:r>
         <w:rPr>
           <w:lang w:val="zh_TW" w:bidi="zh_TW"/>
         </w:rPr>
         <w:t>）。要解決敬拜的腐敗，並不是廢除敬拜，而是用心靈和誠實敬拜神（見</w:t>
       </w:r>
-      <w:hyperlink r:id="rId27">
-        <w:r>
-          <w:rPr>
-            <w:lang w:val="zh_TW" w:bidi="zh_TW"/>
-          </w:rPr>
-          <w:rPr>
-            <w:color w:val="0000EE"/>
-            <w:u w:val="single"/>
-          </w:rPr>
-          <w:t>約4:23–24</w:t>
-        </w:r>
-      </w:hyperlink>
+      <w:r>
+        <w:rPr>
+          <w:lang w:val="zh_TW" w:bidi="zh_TW"/>
+        </w:rPr>
+        <w:t>約4:23–24</w:t>
+      </w:r>
       <w:r>
         <w:rPr>
           <w:lang w:val="zh_TW" w:bidi="zh_TW"/>
@@ -774,120 +678,78 @@
         </w:rPr>
         <w:t>約珥對於面對災難的百姓，帶來一個信息：神完全掌管未來。他向他們保證，在耶和華的日子，神將介入歷史，審判惡人，並建立公義與和平（</w:t>
       </w:r>
-      <w:hyperlink r:id="rId28">
-        <w:r>
-          <w:rPr>
-            <w:lang w:val="zh_TW" w:bidi="zh_TW"/>
-          </w:rPr>
-          <w:rPr>
-            <w:color w:val="0000EE"/>
-            <w:u w:val="single"/>
-          </w:rPr>
-          <w:t>珥1:15，</w:t>
-        </w:r>
-      </w:hyperlink>
-      <w:hyperlink r:id="rId29">
-        <w:r>
-          <w:rPr>
-            <w:lang w:val="zh_TW" w:bidi="zh_TW"/>
-          </w:rPr>
-          <w:rPr>
-            <w:color w:val="0000EE"/>
-            <w:u w:val="single"/>
-          </w:rPr>
-          <w:t>2:1</w:t>
-        </w:r>
-      </w:hyperlink>
+      <w:r>
+        <w:rPr>
+          <w:lang w:val="zh_TW" w:bidi="zh_TW"/>
+        </w:rPr>
+        <w:t>珥1:15，</w:t>
+      </w:r>
+      <w:r>
+        <w:rPr>
+          <w:lang w:val="zh_TW" w:bidi="zh_TW"/>
+        </w:rPr>
+        <w:t>2:1</w:t>
+      </w:r>
       <w:r>
         <w:rPr>
           <w:lang w:val="zh_TW" w:bidi="zh_TW"/>
         </w:rPr>
         <w:t>）。到那時，神會將祂的靈澆灌信靠祂的人，無論階級、性別或年齡，使祂的子民能夠遵行祂的律法。這個墮落世界中的一切不義，將在神最終完全臨到祂的創造之時，得以完全糾正（</w:t>
       </w:r>
-      <w:hyperlink r:id="rId17">
-        <w:r>
-          <w:rPr>
-            <w:lang w:val="zh_TW" w:bidi="zh_TW"/>
-          </w:rPr>
-          <w:rPr>
-            <w:color w:val="0000EE"/>
-            <w:u w:val="single"/>
-          </w:rPr>
-          <w:t>珥2:28–3:21</w:t>
-        </w:r>
-      </w:hyperlink>
+      <w:r>
+        <w:rPr>
+          <w:lang w:val="zh_TW" w:bidi="zh_TW"/>
+        </w:rPr>
+        <w:t>珥2:28–3:21</w:t>
+      </w:r>
       <w:r>
         <w:rPr>
           <w:lang w:val="zh_TW" w:bidi="zh_TW"/>
         </w:rPr>
         <w:t>；見</w:t>
       </w:r>
-      <w:hyperlink r:id="rId30">
-        <w:r>
-          <w:rPr>
-            <w:lang w:val="zh_TW" w:bidi="zh_TW"/>
-          </w:rPr>
-          <w:rPr>
-            <w:color w:val="0000EE"/>
-            <w:u w:val="single"/>
-          </w:rPr>
-          <w:t>太16:27</w:t>
-        </w:r>
-      </w:hyperlink>
+      <w:r>
+        <w:rPr>
+          <w:lang w:val="zh_TW" w:bidi="zh_TW"/>
+        </w:rPr>
+        <w:t>太16:27</w:t>
+      </w:r>
       <w:r>
         <w:rPr>
           <w:lang w:val="zh_TW" w:bidi="zh_TW"/>
         </w:rPr>
         <w:t>；</w:t>
       </w:r>
-      <w:hyperlink r:id="rId31">
-        <w:r>
-          <w:rPr>
-            <w:lang w:val="zh_TW" w:bidi="zh_TW"/>
-          </w:rPr>
-          <w:rPr>
-            <w:color w:val="0000EE"/>
-            <w:u w:val="single"/>
-          </w:rPr>
-          <w:t>徒2:16–40</w:t>
-        </w:r>
-      </w:hyperlink>
+      <w:r>
+        <w:rPr>
+          <w:lang w:val="zh_TW" w:bidi="zh_TW"/>
+        </w:rPr>
+        <w:t>徒2:16–40</w:t>
+      </w:r>
       <w:r>
         <w:rPr>
           <w:lang w:val="zh_TW" w:bidi="zh_TW"/>
         </w:rPr>
         <w:t>；</w:t>
       </w:r>
-      <w:hyperlink r:id="rId32">
-        <w:r>
-          <w:rPr>
-            <w:lang w:val="zh_TW" w:bidi="zh_TW"/>
-          </w:rPr>
-          <w:rPr>
-            <w:color w:val="0000EE"/>
-            <w:u w:val="single"/>
-          </w:rPr>
-          <w:t>西2:13–22</w:t>
-        </w:r>
-      </w:hyperlink>
+      <w:r>
+        <w:rPr>
+          <w:lang w:val="zh_TW" w:bidi="zh_TW"/>
+        </w:rPr>
+        <w:t>西2:13–22</w:t>
+      </w:r>
       <w:r>
         <w:rPr>
           <w:lang w:val="zh_TW" w:bidi="zh_TW"/>
         </w:rPr>
         <w:t>；</w:t>
       </w:r>
-      <w:hyperlink r:id="rId33">
-        <w:r>
-          <w:rPr>
-            <w:lang w:val="zh_TW" w:bidi="zh_TW"/>
-          </w:rPr>
-          <w:rPr>
-            <w:color w:val="0000EE"/>
-            <w:u w:val="single"/>
-          </w:rPr>
-          <w:t>啟21–22章</w:t>
-        </w:r>
-      </w:hyperlink>
+      <w:r>
+        <w:rPr>
+          <w:lang w:val="zh_TW" w:bidi="zh_TW"/>
+        </w:rPr>
+        <w:t>啟21–22章</w:t>
+      </w:r>
       <w:r>
         <w:rPr>
           <w:lang w:val="zh_TW" w:bidi="zh_TW"/>
